--- a/spa/docx/38.content.docx
+++ b/spa/docx/38.content.docx
@@ -319,7 +319,7 @@
         <w:rPr>
           <w:lang w:val="es_ES" w:bidi="es_ES"/>
         </w:rPr>
-        <w:t xml:space="preserve"> ¿Acaso no se cumplieron en ellos las advertencias y los decretos que ordené a mis siervos los profetas? Entonces se arrepintieron y dijeron: "El Señor Todopoderoso nos ha tratado conforme a nuestros caminos y nuestras acciones, tal como había determinado hacerlo".</w:t>
+        <w:t xml:space="preserve"> ¿Acaso no se cumplieron en ellos las advertencias y los decretos que ordené a mis siervos los profetas? Entonces se arrepintieron y dijeron: “El Señor Todopoderoso nos ha tratado conforme a nuestros caminos y nuestras acciones, tal como había determinado hacerlo”.</w:t>
       </w:r>
     </w:p>
     <w:p>
@@ -382,7 +382,7 @@
         <w:rPr>
           <w:lang w:val="es_ES" w:bidi="es_ES"/>
         </w:rPr>
-        <w:t xml:space="preserve"> Le pregunté:—Señor, ¿qué significan estos jinetes?El ángel que hablaba conmigo me dijo:—Te mostraré lo que significan.</w:t>
+        <w:t xml:space="preserve"> Le pregunté: —Señor, ¿qué significan estos jinetes? El ángel que hablaba conmigo me dijo: —Te mostraré lo que significan.</w:t>
       </w:r>
     </w:p>
     <w:p>
@@ -403,7 +403,7 @@
         <w:rPr>
           <w:lang w:val="es_ES" w:bidi="es_ES"/>
         </w:rPr>
-        <w:t xml:space="preserve"> Entonces el hombre que estaba montado en el caballo rojizo entre los mirtos me dijo:—El Señor los ha enviado a recorrer la tierra.</w:t>
+        <w:t xml:space="preserve"> Entonces el hombre que estaba montado en el caballo rojizo entre los mirtos me dijo: —El Señor los ha enviado a recorrer la tierra.</w:t>
       </w:r>
     </w:p>
     <w:p>
@@ -424,7 +424,7 @@
         <w:rPr>
           <w:lang w:val="es_ES" w:bidi="es_ES"/>
         </w:rPr>
-        <w:t xml:space="preserve"> Los jinetes le informaron al ángel del Señor que estaba entre los mirtos:—Hemos recorrido toda la tierra. Todo está en calma y en paz.</w:t>
+        <w:t xml:space="preserve"> Los jinetes le informaron al ángel del Señor que estaba entre los mirtos: —Hemos recorrido toda la tierra. Todo está en calma y en paz.</w:t>
       </w:r>
     </w:p>
     <w:p>
@@ -445,7 +445,7 @@
         <w:rPr>
           <w:lang w:val="es_ES" w:bidi="es_ES"/>
         </w:rPr>
-        <w:t xml:space="preserve"> Entonces el ángel del Señor preguntó:—Señor Todopoderoso, ¿hasta cuándo seguirás sin tener compasión de Jerusalén y de las ciudades de Judá, contra las cuales has estado enojado durante estos 70 años?</w:t>
+        <w:t xml:space="preserve"> Entonces el ángel del Señor preguntó: —Señor Todopoderoso, ¿hasta cuándo seguirás sin tener compasión de Jerusalén y de las ciudades de Judá, contra las cuales has estado enojado durante estos 70 años?</w:t>
       </w:r>
     </w:p>
     <w:p>
@@ -550,7 +550,7 @@
         <w:rPr>
           <w:lang w:val="es_ES" w:bidi="es_ES"/>
         </w:rPr>
-        <w:t xml:space="preserve"> El ángel me dijo que también proclamara este mensaje de parte del Señor Todopoderoso:—Mis ciudades volverán a rebosar de prosperidad. El Señor volverá a consolar a Sion y volverá a elegir a Jerusalén.</w:t>
+        <w:t xml:space="preserve"> El ángel me dijo que también proclamara este mensaje de parte del Señor Todopoderoso: —Mis ciudades volverán a rebosar de prosperidad. El Señor volverá a consolar a Sion y volverá a elegir a Jerusalén.</w:t>
       </w:r>
     </w:p>
     <w:p>
@@ -592,7 +592,7 @@
         <w:rPr>
           <w:lang w:val="es_ES" w:bidi="es_ES"/>
         </w:rPr>
-        <w:t xml:space="preserve"> Entonces le pregunté al ángel que hablaba conmigo:—¿Qué significan estos cuernos?Él me respondió:—Representan las 4 potencias que dispersaron a Judá, a Israel y a Jerusalén.</w:t>
+        <w:t xml:space="preserve"> Entonces le pregunté al ángel que hablaba conmigo: —¿Qué significan estos cuernos? Él me respondió: —Representan las 4 potencias que dispersaron a Judá, a Israel y a Jerusalén.</w:t>
       </w:r>
     </w:p>
     <w:p>
@@ -692,7 +692,7 @@
         <w:rPr>
           <w:lang w:val="es_ES" w:bidi="es_ES"/>
         </w:rPr>
-        <w:t xml:space="preserve"> Entonces le pregunté:—¿A dónde vas?Él me respondió:—Voy a medir Jerusalén para saber cuánto mide de ancho y de largo.</w:t>
+        <w:t xml:space="preserve"> Entonces le pregunté: —¿A dónde vas? Él me respondió: —Voy a medir Jerusalén para saber cuánto mide de ancho y de largo.</w:t>
       </w:r>
     </w:p>
     <w:p>
@@ -734,7 +734,7 @@
         <w:rPr>
           <w:lang w:val="es_ES" w:bidi="es_ES"/>
         </w:rPr>
-        <w:t xml:space="preserve"> y le dijo:—Ve y dile a ese joven: "Jerusalén será una ciudad sin murallas, porque tendrá tanta gente y tanto ganado que no cabrán dentro de sus muros.</w:t>
+        <w:t xml:space="preserve"> y le dijo: —Ve y dile a ese joven: “Jerusalén será una ciudad sin murallas, porque tendrá tanta gente y tanto ganado que no cabrán dentro de sus muros.</w:t>
       </w:r>
     </w:p>
     <w:p>
@@ -755,7 +755,7 @@
         <w:rPr>
           <w:lang w:val="es_ES" w:bidi="es_ES"/>
         </w:rPr>
-        <w:t xml:space="preserve"> Yo mismo seré un muro de fuego a su alrededor. Lo declaro yo, el Señor. Seré su gloria dentro de ella".</w:t>
+        <w:t xml:space="preserve"> Yo mismo seré un muro de fuego a su alrededor. Lo declaro yo, el Señor. Seré su gloria dentro de ella”.</w:t>
       </w:r>
     </w:p>
     <w:p>
@@ -776,7 +776,7 @@
         <w:rPr>
           <w:lang w:val="es_ES" w:bidi="es_ES"/>
         </w:rPr>
-        <w:t xml:space="preserve"> El Señor Todopoderoso dice:—¡Atención! ¡Huyan de la tierra del norte! Los he dispersado a ustedes por los 4 vientos del cielo. ¡Huyan de Babilonia!</w:t>
+        <w:t xml:space="preserve"> El Señor Todopoderoso dice: —¡Atención! ¡Huyan de la tierra del norte! Los he dispersado a ustedes por los 4 vientos del cielo. ¡Huyan de Babilonia!</w:t>
       </w:r>
     </w:p>
     <w:p>
@@ -860,7 +860,7 @@
         <w:rPr>
           <w:lang w:val="es_ES" w:bidi="es_ES"/>
         </w:rPr>
-        <w:t xml:space="preserve"> El Señor dice:—¡Canta y alégrate, hija de Sion, porque yo vengo a vivir en medio de ti!</w:t>
+        <w:t xml:space="preserve"> El Señor dice: —¡Canta y alégrate, hija de Sion, porque yo vengo a vivir en medio de ti!</w:t>
       </w:r>
     </w:p>
     <w:p>
@@ -981,7 +981,7 @@
         <w:rPr>
           <w:lang w:val="es_ES" w:bidi="es_ES"/>
         </w:rPr>
-        <w:t xml:space="preserve"> El ángel del Señor le dijo a Satanás:—¡Que el Señor te reprenda, Satanás! ¡Que el Señor, que ha escogido a Jerusalén, te reprenda! ¿Acaso no es este hombre como un tizón rescatado del fuego?</w:t>
+        <w:t xml:space="preserve"> El ángel del Señor le dijo a Satanás: —¡Que el Señor te reprenda, Satanás! ¡Que el Señor, que ha escogido a Jerusalén, te reprenda! ¿Acaso no es este hombre como un tizón rescatado del fuego?</w:t>
       </w:r>
     </w:p>
     <w:p>
@@ -1023,7 +1023,7 @@
         <w:rPr>
           <w:lang w:val="es_ES" w:bidi="es_ES"/>
         </w:rPr>
-        <w:t xml:space="preserve"> Entonces el ángel les dijo a los que estaban allí:—Quítenle esas ropas sucias.Y volviéndose a Josué, le dijo:—Mira, he quitado tu pecado y te vestiré con ropas de gala.</w:t>
+        <w:t xml:space="preserve"> Entonces el ángel les dijo a los que estaban allí: —Quítenle esas ropas sucias. Y volviéndose a Josué, le dijo: —Mira, he quitado tu pecado y te vestiré con ropas de gala.</w:t>
       </w:r>
     </w:p>
     <w:p>
@@ -1044,7 +1044,7 @@
         <w:rPr>
           <w:lang w:val="es_ES" w:bidi="es_ES"/>
         </w:rPr>
-        <w:t xml:space="preserve"> Entonces yo dije:—Pónganle también un turbante limpio en la cabeza.Así que le pusieron un turbante limpio en la cabeza y lo vistieron con las ropas de gala. El ángel del Señor estaba de pie allí.</w:t>
+        <w:t xml:space="preserve"> Entonces yo dije: —Pónganle también un turbante limpio en la cabeza. Así que le pusieron un turbante limpio en la cabeza y lo vistieron con las ropas de gala. El ángel del Señor estaba de pie allí.</w:t>
       </w:r>
     </w:p>
     <w:p>
@@ -1207,7 +1207,7 @@
         <w:rPr>
           <w:lang w:val="es_ES" w:bidi="es_ES"/>
         </w:rPr>
-        <w:t xml:space="preserve"> Me preguntó:—¿Qué ves?Yo le respondí:—Veo un candelabro de oro que sostiene 7 lámparas. Sobre ellas hay un depósito para el aceite de oliva que fluye hacia ellas a través de 7 tubos.</w:t>
+        <w:t xml:space="preserve"> Me preguntó: —¿Qué ves? Yo le respondí: —Veo un candelabro de oro que sostiene 7 lámparas. Sobre ellas hay un depósito para el aceite de oliva que fluye hacia ellas a través de 7 tubos.</w:t>
       </w:r>
     </w:p>
     <w:p>
@@ -1249,7 +1249,7 @@
         <w:rPr>
           <w:lang w:val="es_ES" w:bidi="es_ES"/>
         </w:rPr>
-        <w:t xml:space="preserve"> Entonces le pregunté al ángel:—¿Qué es esto, señor? ¿Qué significa?</w:t>
+        <w:t xml:space="preserve"> Entonces le pregunté al ángel: —¿Qué es esto, señor? ¿Qué significa?</w:t>
       </w:r>
     </w:p>
     <w:p>
@@ -1270,7 +1270,7 @@
         <w:rPr>
           <w:lang w:val="es_ES" w:bidi="es_ES"/>
         </w:rPr>
-        <w:t xml:space="preserve"> El ángel me preguntó:—¿No lo sabes?Yo le dije que no.</w:t>
+        <w:t xml:space="preserve"> El ángel me preguntó: —¿No lo sabes? Yo le dije que no.</w:t>
       </w:r>
     </w:p>
     <w:p>
@@ -1291,7 +1291,7 @@
         <w:rPr>
           <w:lang w:val="es_ES" w:bidi="es_ES"/>
         </w:rPr>
-        <w:t xml:space="preserve"> Entonces el ángel me dijo:—Este es el mensaje de Dios para Zorobabel. No vencerás con ejército ni con fuerza, sino con mi Espíritu. Lo digo yo, el Señor Todopoderoso.</w:t>
+        <w:t xml:space="preserve"> Entonces el ángel me dijo: —Este es el mensaje de Dios para Zorobabel. No vencerás con ejército ni con fuerza, sino con mi Espíritu. Lo digo yo, el Señor Todopoderoso.</w:t>
       </w:r>
     </w:p>
     <w:p>
@@ -1312,7 +1312,7 @@
         <w:rPr>
           <w:lang w:val="es_ES" w:bidi="es_ES"/>
         </w:rPr>
-        <w:t xml:space="preserve"> ¿Quién eres tú, gran montaña? Ante Zorobabel quedarás nivelada. Él colocará la piedra culminante entre gritos de: "¡Qué bella, qué bella es!".</w:t>
+        <w:t xml:space="preserve"> ¿Quién eres tú, gran montaña? Ante Zorobabel quedarás nivelada. Él colocará la piedra culminante entre gritos de: "¡Qué bella, qué bella es!”.</w:t>
       </w:r>
     </w:p>
     <w:p>
@@ -1438,7 +1438,7 @@
         <w:rPr>
           <w:lang w:val="es_ES" w:bidi="es_ES"/>
         </w:rPr>
-        <w:t xml:space="preserve"> El ángel me preguntó:—¿No lo sabes?Yo le contesté que no.</w:t>
+        <w:t xml:space="preserve"> El ángel me preguntó: —¿No lo sabes? Yo le contesté que no.</w:t>
       </w:r>
     </w:p>
     <w:p>
@@ -1459,7 +1459,7 @@
         <w:rPr>
           <w:lang w:val="es_ES" w:bidi="es_ES"/>
         </w:rPr>
-        <w:t xml:space="preserve"> Entonces me dijo:—Representan a los 2 ungidos que están al servicio del Señor de toda la tierra.</w:t>
+        <w:t xml:space="preserve"> Entonces me dijo: —Representan a los 2 ungidos que están al servicio del Señor de toda la tierra.</w:t>
       </w:r>
     </w:p>
     <w:p>
@@ -1517,7 +1517,7 @@
         <w:rPr>
           <w:lang w:val="es_ES" w:bidi="es_ES"/>
         </w:rPr>
-        <w:t xml:space="preserve"> El ángel me preguntó:—¿Qué ves?Yo le contesté:—Un rollo que vuela. Tiene unos 10 metros de largo por 5 de ancho.</w:t>
+        <w:t xml:space="preserve"> El ángel me preguntó: —¿Qué ves? Yo le contesté: —Un rollo que vuela. Tiene unos 10 metros de largo por 5 de ancho.</w:t>
       </w:r>
     </w:p>
     <w:p>
@@ -1538,7 +1538,7 @@
         <w:rPr>
           <w:lang w:val="es_ES" w:bidi="es_ES"/>
         </w:rPr>
-        <w:t xml:space="preserve"> Entonces el ángel me dijo:—Este rollo representa la maldición que se extiende sobre toda la tierra. Dice que todo ladrón será desterrado según lo que está escrito en un lado del rollo, y todo el que jura en falso será desterrado según lo que está escrito en el otro lado.</w:t>
+        <w:t xml:space="preserve"> Entonces el ángel me dijo: —Este rollo representa la maldición que se extiende sobre toda la tierra. Dice que todo ladrón será desterrado según lo que está escrito en un lado del rollo, y todo el que jura en falso será desterrado según lo que está escrito en el otro lado.</w:t>
       </w:r>
     </w:p>
     <w:p>
@@ -1580,7 +1580,7 @@
         <w:rPr>
           <w:lang w:val="es_ES" w:bidi="es_ES"/>
         </w:rPr>
-        <w:t xml:space="preserve"> Entonces el ángel que hablaba conmigo salió y me dijo:—Levanta la vista y mira lo que ha aparecido.</w:t>
+        <w:t xml:space="preserve"> Entonces el ángel que hablaba conmigo salió y me dijo: —Levanta la vista y mira lo que ha aparecido.</w:t>
       </w:r>
     </w:p>
     <w:p>
@@ -1601,7 +1601,7 @@
         <w:rPr>
           <w:lang w:val="es_ES" w:bidi="es_ES"/>
         </w:rPr>
-        <w:t xml:space="preserve"> Yo pregunté:—¿Qué es eso?Él me respondió:—Es un recipiente de medida, y representa la maldad de toda la gente de esta tierra.</w:t>
+        <w:t xml:space="preserve"> Yo pregunté: —¿Qué es eso? Él me respondió: —Es un recipiente de medida, y representa la maldad de toda la gente de esta tierra.</w:t>
       </w:r>
     </w:p>
     <w:p>
@@ -1685,7 +1685,7 @@
         <w:rPr>
           <w:lang w:val="es_ES" w:bidi="es_ES"/>
         </w:rPr>
-        <w:t xml:space="preserve"> Le pregunté al ángel:—¿A dónde lo llevan?</w:t>
+        <w:t xml:space="preserve"> Le pregunté al ángel: —¿A dónde lo llevan?</w:t>
       </w:r>
     </w:p>
     <w:p>
@@ -1706,7 +1706,7 @@
         <w:rPr>
           <w:lang w:val="es_ES" w:bidi="es_ES"/>
         </w:rPr>
-        <w:t xml:space="preserve"> Él me respondió:—A Babilonia, donde le construirán un templo. Cuando el templo esté listo, pondrán el recipiente sobre un pedestal.</w:t>
+        <w:t xml:space="preserve"> Él me respondió: —A Babilonia, donde le construirán un templo. Cuando el templo esté listo, pondrán el recipiente sobre un pedestal.</w:t>
       </w:r>
     </w:p>
     <w:p>
@@ -1806,7 +1806,7 @@
         <w:rPr>
           <w:lang w:val="es_ES" w:bidi="es_ES"/>
         </w:rPr>
-        <w:t xml:space="preserve"> Le pregunté al ángel:—Señor, ¿qué significan estos carros?</w:t>
+        <w:t xml:space="preserve"> Le pregunté al ángel: —Señor, ¿qué significan estos carros?</w:t>
       </w:r>
     </w:p>
     <w:p>
@@ -1827,7 +1827,7 @@
         <w:rPr>
           <w:lang w:val="es_ES" w:bidi="es_ES"/>
         </w:rPr>
-        <w:t xml:space="preserve"> El ángel me respondió:—Estos son los 4 espíritus del cielo que están delante del Señor de toda la tierra. Ahora salen a recorrer la tierra.</w:t>
+        <w:t xml:space="preserve"> El ángel me respondió: —Estos son los 4 espíritus del cielo que están delante del Señor de toda la tierra. Ahora salen a recorrer la tierra.</w:t>
       </w:r>
     </w:p>
     <w:p>
@@ -1869,7 +1869,7 @@
         <w:rPr>
           <w:lang w:val="es_ES" w:bidi="es_ES"/>
         </w:rPr>
-        <w:t xml:space="preserve"> Los caballos estaban impacientes por salir a recorrer la tierra. El ángel les ordenó:—¡Vayan a recorrer la tierra!Entonces salieron y recorrieron toda la tierra.</w:t>
+        <w:t xml:space="preserve"> Los caballos estaban impacientes por salir a recorrer la tierra. El ángel les ordenó: —¡Vayan a recorrer la tierra! Entonces salieron y recorrieron toda la tierra.</w:t>
       </w:r>
     </w:p>
     <w:p>
@@ -1974,7 +1974,7 @@
         <w:rPr>
           <w:lang w:val="es_ES" w:bidi="es_ES"/>
         </w:rPr>
-        <w:t xml:space="preserve"> Dale este mensaje que yo, el Señor Todopoderoso, le envío: "Surgirá un hombre cuyo nombre es el Renuevo. Él brotará de su lugar y construirá el templo del Señor.</w:t>
+        <w:t xml:space="preserve"> Dale este mensaje que yo, el Señor Todopoderoso, le envío: “Surgirá un hombre cuyo nombre es el Renuevo. Él brotará de su lugar y construirá el templo del Señor.</w:t>
       </w:r>
     </w:p>
     <w:p>
@@ -1995,7 +1995,7 @@
         <w:rPr>
           <w:lang w:val="es_ES" w:bidi="es_ES"/>
         </w:rPr>
-        <w:t xml:space="preserve"> Él construirá el templo del Señor y se revestirá de majestad. Se sentará en su trono para gobernar. Un sacerdote estará junto a su trono, y habrá completa armonía entre los 2".</w:t>
+        <w:t xml:space="preserve"> Él construirá el templo del Señor y se revestirá de majestad. Se sentará en su trono para gobernar. Un sacerdote estará junto a su trono, y habrá completa armonía entre los 2”.</w:t>
       </w:r>
     </w:p>
     <w:p>
@@ -2158,7 +2158,7 @@
         <w:rPr>
           <w:lang w:val="es_ES" w:bidi="es_ES"/>
         </w:rPr>
-        <w:t xml:space="preserve"> para todo el pueblo de la tierra y para los sacerdotes:—Durante estos 70 años, cuando ayunaron y se lamentaron en el mes quinto y en el mes séptimo, ¿acaso ayunaron realmente para mí?</w:t>
+        <w:t xml:space="preserve"> para todo el pueblo de la tierra y para los sacerdotes: —Durante estos 70 años, cuando ayunaron y se lamentaron en el mes quinto y en el mes séptimo, ¿acaso ayunaron realmente para mí?</w:t>
       </w:r>
     </w:p>
     <w:p>
@@ -2804,7 +2804,7 @@
         <w:rPr>
           <w:lang w:val="es_ES" w:bidi="es_ES"/>
         </w:rPr>
-        <w:t xml:space="preserve"> Irán de una ciudad irán a otra diciendo: "Vamos a Jerusalén a buscar al Señor y a pedir su favor. Vamos a buscar al Señor Todopoderoso. ¡Yo también iré!".</w:t>
+        <w:t xml:space="preserve"> Irán de una ciudad irán a otra diciendo: “Vamos a Jerusalén a buscar al Señor y a pedir su favor. Vamos a buscar al Señor Todopoderoso. ¡Yo también iré!”.</w:t>
       </w:r>
     </w:p>
     <w:p>
@@ -2846,7 +2846,7 @@
         <w:rPr>
           <w:lang w:val="es_ES" w:bidi="es_ES"/>
         </w:rPr>
-        <w:t xml:space="preserve"> En aquellos días, 10 personas de naciones de toda lengua agarrarán a 1 judío por el borde de su manto y le dirán: "Queremos ir con ustedes, porque hemos oído que Dios está con ustedes".</w:t>
+        <w:t xml:space="preserve"> En aquellos días, 10 personas de naciones de toda lengua agarrarán a 1 judío por el borde de su manto y le dirán: “Queremos ir con ustedes, porque hemos oído que Dios está con ustedes”.</w:t>
       </w:r>
     </w:p>
     <w:p>
@@ -3298,7 +3298,7 @@
         <w:rPr>
           <w:lang w:val="es_ES" w:bidi="es_ES"/>
         </w:rPr>
-        <w:t xml:space="preserve"> Dice el Señor:—Mi ira arde contra los pastores; castigaré a los líderes. El Señor Todopoderoso cuidará de su rebaño, el pueblo de Judá, y lo convertirá en su caballo de batalla majestuoso.</w:t>
+        <w:t xml:space="preserve"> Dice el Señor: —Mi ira arde contra los pastores; castigaré a los líderes. El Señor Todopoderoso cuidará de su rebaño, el pueblo de Judá, y lo convertirá en su caballo de batalla majestuoso.</w:t>
       </w:r>
     </w:p>
     <w:p>
@@ -3587,7 +3587,7 @@
         <w:rPr>
           <w:lang w:val="es_ES" w:bidi="es_ES"/>
         </w:rPr>
-        <w:t xml:space="preserve"> Entonces el Señor mi Dios me dijo:—Cuida las ovejas destinadas al matadero.</w:t>
+        <w:t xml:space="preserve"> Entonces el Señor mi Dios me dijo: —Cuida las ovejas destinadas al matadero.</w:t>
       </w:r>
     </w:p>
     <w:p>
@@ -3608,7 +3608,7 @@
         <w:rPr>
           <w:lang w:val="es_ES" w:bidi="es_ES"/>
         </w:rPr>
-        <w:t xml:space="preserve"> Sus compradores las matan sin sentir culpa, y sus vendedores dicen: "¡Bendito sea el Señor, porque me he enriquecido!". Ni siquiera sus propios pastores tienen compasión de ellas.</w:t>
+        <w:t xml:space="preserve"> Sus compradores las matan sin sentir culpa, y sus vendedores dicen: "¡Bendito sea el Señor, porque me he enriquecido!”. Ni siquiera sus propios pastores tienen compasión de ellas.</w:t>
       </w:r>
     </w:p>
     <w:p>
@@ -3755,7 +3755,7 @@
         <w:rPr>
           <w:lang w:val="es_ES" w:bidi="es_ES"/>
         </w:rPr>
-        <w:t xml:space="preserve"> Entonces les dije:—Si les parece bien, páguenme mi salario; si no, no me paguen nada.Me pagaron 30 monedas de plata.</w:t>
+        <w:t xml:space="preserve"> Entonces les dije: —Si les parece bien, páguenme mi salario; si no, no me paguen nada. Me pagaron 30 monedas de plata.</w:t>
       </w:r>
     </w:p>
     <w:p>
@@ -3776,7 +3776,7 @@
         <w:rPr>
           <w:lang w:val="es_ES" w:bidi="es_ES"/>
         </w:rPr>
-        <w:t xml:space="preserve"> El Señor me dijo:—Arroja esa cantidad tan generosa al tesoro del templo.Yo tomé las 30 monedas de plata y las arrojé al tesoro de la casa del Señor.</w:t>
+        <w:t xml:space="preserve"> El Señor me dijo: —Arroja esa cantidad tan generosa al tesoro del templo. Yo tomé las 30 monedas de plata y las arrojé al tesoro de la casa del Señor.</w:t>
       </w:r>
     </w:p>
     <w:p>
@@ -3818,7 +3818,7 @@
         <w:rPr>
           <w:lang w:val="es_ES" w:bidi="es_ES"/>
         </w:rPr>
-        <w:t xml:space="preserve"> El Señor me dijo:—Ahora vístete como uno de esos pastores inútiles.</w:t>
+        <w:t xml:space="preserve"> El Señor me dijo: —Ahora vístete como uno de esos pastores inútiles.</w:t>
       </w:r>
     </w:p>
     <w:p>
@@ -3897,7 +3897,7 @@
         <w:rPr>
           <w:lang w:val="es_ES" w:bidi="es_ES"/>
         </w:rPr>
-        <w:t xml:space="preserve"> Esta es la palabra del Señor acerca de Israel.El Señor extendió el cielo, puso los cimientos de la tierra y formó el espíritu del ser humano dentro de él. El Señor dice:</w:t>
+        <w:t xml:space="preserve"> Esta es la palabra del Señor acerca de Israel. El Señor extendió el cielo, puso los cimientos de la tierra y formó el espíritu del ser humano dentro de él. El Señor dice:</w:t>
       </w:r>
     </w:p>
     <w:p>
@@ -3981,7 +3981,7 @@
         <w:rPr>
           <w:lang w:val="es_ES" w:bidi="es_ES"/>
         </w:rPr>
-        <w:t xml:space="preserve"> »Entonces los jefes de Judá dirán: "Los habitantes de Jerusalén son fuertes porque el Señor Todopoderoso es su Dios".</w:t>
+        <w:t xml:space="preserve"> »Entonces los jefes de Judá dirán: “Los habitantes de Jerusalén son fuertes porque el Señor Todopoderoso es su Dios”.</w:t>
       </w:r>
     </w:p>
     <w:p>
@@ -4065,7 +4065,7 @@
         <w:rPr>
           <w:lang w:val="es_ES" w:bidi="es_ES"/>
         </w:rPr>
-        <w:t xml:space="preserve"> »En aquel día destruiré a todas las naciones que vengan a atacar a Jerusalén.</w:t>
+        <w:t xml:space="preserve"> »En aquel día destruiré a todas las naciones que vengan a atacar Jerusalén.</w:t>
       </w:r>
     </w:p>
     <w:p>
@@ -4122,527 +4122,527 @@
           <w:vertAlign w:val="superscript"/>
           <w:lang w:val="es_ES" w:bidi="es_ES"/>
         </w:rPr>
+        <w:t>12-14</w:t>
+      </w:r>
+      <w:r>
+        <w:rPr>
+          <w:lang w:val="es_ES" w:bidi="es_ES"/>
+        </w:rPr>
+        <w:t xml:space="preserve"> Todo el país guardará luto, familia por familia: la familia de David y sus mujeres; la familia de Natán y sus mujeres; la familia de Leví y sus mujeres; la familia de Simí y sus mujeres; y todas las demás familias, cada una por su lado, con sus mujeres.</w:t>
+      </w:r>
+    </w:p>
+    <w:p>
+      <w:pPr>
+        <w:pStyle w:val="Heading2"/>
+      </w:pPr>
+      <w:r>
+        <w:rPr>
+          <w:lang w:val="es_ES" w:bidi="es_ES"/>
+        </w:rPr>
+        <w:t>Zacarías 13:1</w:t>
+      </w:r>
+      <w:r>
+        <w:rPr>
+          <w:lang w:val="es_ES" w:bidi="es_ES"/>
+        </w:rPr>
+      </w:r>
+    </w:p>
+    <w:p>
+      <w:pPr/>
+      <w:r>
+        <w:rPr>
+          <w:lang w:val="es_ES" w:bidi="es_ES"/>
+        </w:rPr>
+      </w:r>
+      <w:r>
+        <w:rPr>
+          <w:vertAlign w:val="superscript"/>
+          <w:lang w:val="es_ES" w:bidi="es_ES"/>
+        </w:rPr>
+        <w:t>1</w:t>
+      </w:r>
+      <w:r>
+        <w:rPr>
+          <w:lang w:val="es_ES" w:bidi="es_ES"/>
+        </w:rPr>
+        <w:t xml:space="preserve"> »En aquel día se abrirá un manantial para la casa de David y para los habitantes de Jerusalén, para limpiarlos del pecado y de la impureza.</w:t>
+      </w:r>
+    </w:p>
+    <w:p>
+      <w:pPr/>
+      <w:r>
+        <w:rPr>
+          <w:lang w:val="es_ES" w:bidi="es_ES"/>
+        </w:rPr>
+      </w:r>
+      <w:r>
+        <w:rPr>
+          <w:vertAlign w:val="superscript"/>
+          <w:lang w:val="es_ES" w:bidi="es_ES"/>
+        </w:rPr>
+        <w:t>2</w:t>
+      </w:r>
+      <w:r>
+        <w:rPr>
+          <w:lang w:val="es_ES" w:bidi="es_ES"/>
+        </w:rPr>
+        <w:t xml:space="preserve"> En aquel día eliminaré de la tierra los nombres de los ídolos, y ya no se los recordará más. También eliminaré de la tierra a los profetas y al espíritu de impureza. Lo afirmo yo, el Señor Todopoderoso.</w:t>
+      </w:r>
+    </w:p>
+    <w:p>
+      <w:pPr/>
+      <w:r>
+        <w:rPr>
+          <w:lang w:val="es_ES" w:bidi="es_ES"/>
+        </w:rPr>
+      </w:r>
+      <w:r>
+        <w:rPr>
+          <w:vertAlign w:val="superscript"/>
+          <w:lang w:val="es_ES" w:bidi="es_ES"/>
+        </w:rPr>
+        <w:t>3</w:t>
+      </w:r>
+      <w:r>
+        <w:rPr>
+          <w:lang w:val="es_ES" w:bidi="es_ES"/>
+        </w:rPr>
+        <w:t xml:space="preserve"> »Si alguien todavía profetiza, su propio padre y su madre, que lo engendraron, le dirán: “No vivirás, porque has dicho mentiras en el nombre del Señor”. Su propio padre y su madre, que lo engendraron, lo matarán con la espada cuando profetice.</w:t>
+      </w:r>
+    </w:p>
+    <w:p>
+      <w:pPr/>
+      <w:r>
+        <w:rPr>
+          <w:lang w:val="es_ES" w:bidi="es_ES"/>
+        </w:rPr>
+      </w:r>
+      <w:r>
+        <w:rPr>
+          <w:vertAlign w:val="superscript"/>
+          <w:lang w:val="es_ES" w:bidi="es_ES"/>
+        </w:rPr>
+        <w:t>4</w:t>
+      </w:r>
+      <w:r>
+        <w:rPr>
+          <w:lang w:val="es_ES" w:bidi="es_ES"/>
+        </w:rPr>
+        <w:t xml:space="preserve"> En aquel día, los profetas se avergonzarán de sus visiones proféticas. No volverán a ponerse el manto de profeta para engañar a la gente.</w:t>
+      </w:r>
+    </w:p>
+    <w:p>
+      <w:pPr/>
+      <w:r>
+        <w:rPr>
+          <w:lang w:val="es_ES" w:bidi="es_ES"/>
+        </w:rPr>
+      </w:r>
+      <w:r>
+        <w:rPr>
+          <w:vertAlign w:val="superscript"/>
+          <w:lang w:val="es_ES" w:bidi="es_ES"/>
+        </w:rPr>
+        <w:t>5</w:t>
+      </w:r>
+      <w:r>
+        <w:rPr>
+          <w:lang w:val="es_ES" w:bidi="es_ES"/>
+        </w:rPr>
+        <w:t xml:space="preserve"> Cada uno dirá: “No soy profeta; soy un simple agricultor. He trabajado la tierra desde mi juventud”.</w:t>
+      </w:r>
+    </w:p>
+    <w:p>
+      <w:pPr/>
+      <w:r>
+        <w:rPr>
+          <w:lang w:val="es_ES" w:bidi="es_ES"/>
+        </w:rPr>
+      </w:r>
+      <w:r>
+        <w:rPr>
+          <w:vertAlign w:val="superscript"/>
+          <w:lang w:val="es_ES" w:bidi="es_ES"/>
+        </w:rPr>
+        <w:t>6</w:t>
+      </w:r>
+      <w:r>
+        <w:rPr>
+          <w:lang w:val="es_ES" w:bidi="es_ES"/>
+        </w:rPr>
+        <w:t xml:space="preserve"> Si alguien le pregunta: "¿Qué significan esas heridas en tu cuerpo?”, el responderá: “Me las hicieron en casa de mis amigos”.</w:t>
+      </w:r>
+    </w:p>
+    <w:p>
+      <w:pPr/>
+      <w:r>
+        <w:rPr>
+          <w:lang w:val="es_ES" w:bidi="es_ES"/>
+        </w:rPr>
+      </w:r>
+      <w:r>
+        <w:rPr>
+          <w:vertAlign w:val="superscript"/>
+          <w:lang w:val="es_ES" w:bidi="es_ES"/>
+        </w:rPr>
+        <w:t>7</w:t>
+      </w:r>
+      <w:r>
+        <w:rPr>
+          <w:lang w:val="es_ES" w:bidi="es_ES"/>
+        </w:rPr>
+        <w:t xml:space="preserve"> »¡Despierta, espada, contra mi pastor, contra el que es mi compañero! Lo digo yo, el Señor Todopoderoso. Hiere al pastor, y las ovejas se dispersarán; volveré mi mano contra los pequeños.</w:t>
+      </w:r>
+    </w:p>
+    <w:p>
+      <w:pPr/>
+      <w:r>
+        <w:rPr>
+          <w:lang w:val="es_ES" w:bidi="es_ES"/>
+        </w:rPr>
+      </w:r>
+      <w:r>
+        <w:rPr>
+          <w:vertAlign w:val="superscript"/>
+          <w:lang w:val="es_ES" w:bidi="es_ES"/>
+        </w:rPr>
+        <w:t>8</w:t>
+      </w:r>
+      <w:r>
+        <w:rPr>
+          <w:lang w:val="es_ES" w:bidi="es_ES"/>
+        </w:rPr>
+        <w:t xml:space="preserve"> En todo el país, 2 tercios serán exterminados; solo un tercio sobrevivirá.</w:t>
+      </w:r>
+    </w:p>
+    <w:p>
+      <w:pPr/>
+      <w:r>
+        <w:rPr>
+          <w:lang w:val="es_ES" w:bidi="es_ES"/>
+        </w:rPr>
+      </w:r>
+      <w:r>
+        <w:rPr>
+          <w:vertAlign w:val="superscript"/>
+          <w:lang w:val="es_ES" w:bidi="es_ES"/>
+        </w:rPr>
+        <w:t>9</w:t>
+      </w:r>
+      <w:r>
+        <w:rPr>
+          <w:lang w:val="es_ES" w:bidi="es_ES"/>
+        </w:rPr>
+        <w:t xml:space="preserve"> A ese tercio lo haré pasar por el fuego. Los purificaré como se purifica la plata; los probaré como se prueba el oro. Invocarán mi nombre, y yo les responderé. Yo diré: “Este es mi pueblo”. Y ellos dirán: “El Señor es nuestro Dios”.</w:t>
+      </w:r>
+    </w:p>
+    <w:p>
+      <w:pPr>
+        <w:pStyle w:val="Heading2"/>
+      </w:pPr>
+      <w:r>
+        <w:rPr>
+          <w:lang w:val="es_ES" w:bidi="es_ES"/>
+        </w:rPr>
+        <w:t>Zacarías 14:1</w:t>
+      </w:r>
+      <w:r>
+        <w:rPr>
+          <w:lang w:val="es_ES" w:bidi="es_ES"/>
+        </w:rPr>
+      </w:r>
+    </w:p>
+    <w:p>
+      <w:pPr/>
+      <w:r>
+        <w:rPr>
+          <w:lang w:val="es_ES" w:bidi="es_ES"/>
+        </w:rPr>
+      </w:r>
+      <w:r>
+        <w:rPr>
+          <w:vertAlign w:val="superscript"/>
+          <w:lang w:val="es_ES" w:bidi="es_ES"/>
+        </w:rPr>
+        <w:t>1</w:t>
+      </w:r>
+      <w:r>
+        <w:rPr>
+          <w:lang w:val="es_ES" w:bidi="es_ES"/>
+        </w:rPr>
+        <w:t xml:space="preserve"> »Jerusalén, se acerca el día del Señor. Todo lo que te arrebataron será repartido en medio de ti.</w:t>
+      </w:r>
+    </w:p>
+    <w:p>
+      <w:pPr/>
+      <w:r>
+        <w:rPr>
+          <w:lang w:val="es_ES" w:bidi="es_ES"/>
+        </w:rPr>
+      </w:r>
+      <w:r>
+        <w:rPr>
+          <w:vertAlign w:val="superscript"/>
+          <w:lang w:val="es_ES" w:bidi="es_ES"/>
+        </w:rPr>
+        <w:t>2</w:t>
+      </w:r>
+      <w:r>
+        <w:rPr>
+          <w:lang w:val="es_ES" w:bidi="es_ES"/>
+        </w:rPr>
+        <w:t xml:space="preserve"> Reuniré a todas las naciones para que ataquen Jerusalén. La ciudad será capturada, las casas serán saqueadas y las mujeres violadas. La mitad de la población será llevada al exilio, pero el resto del pueblo se quedará en la ciudad.</w:t>
+      </w:r>
+    </w:p>
+    <w:p>
+      <w:pPr/>
+      <w:r>
+        <w:rPr>
+          <w:lang w:val="es_ES" w:bidi="es_ES"/>
+        </w:rPr>
+      </w:r>
+      <w:r>
+        <w:rPr>
+          <w:vertAlign w:val="superscript"/>
+          <w:lang w:val="es_ES" w:bidi="es_ES"/>
+        </w:rPr>
+        <w:t>3</w:t>
+      </w:r>
+      <w:r>
+        <w:rPr>
+          <w:lang w:val="es_ES" w:bidi="es_ES"/>
+        </w:rPr>
+        <w:t xml:space="preserve"> Entonces el Señor saldrá a pelear contra esas naciones, como cuando pelea en el día de la batalla.</w:t>
+      </w:r>
+    </w:p>
+    <w:p>
+      <w:pPr/>
+      <w:r>
+        <w:rPr>
+          <w:lang w:val="es_ES" w:bidi="es_ES"/>
+        </w:rPr>
+      </w:r>
+      <w:r>
+        <w:rPr>
+          <w:vertAlign w:val="superscript"/>
+          <w:lang w:val="es_ES" w:bidi="es_ES"/>
+        </w:rPr>
+        <w:t>4</w:t>
+      </w:r>
+      <w:r>
+        <w:rPr>
+          <w:lang w:val="es_ES" w:bidi="es_ES"/>
+        </w:rPr>
+        <w:t xml:space="preserve"> »Ese día, sus pies se posarán sobre el monte de los Olivos, al este de Jerusalén. El monte de los Olivos se partirá en 2, de este a oeste, y se formará un gran valle. La mitad del monte se desplazará hacia el norte y la otra mitad hacia el sur.</w:t>
+      </w:r>
+    </w:p>
+    <w:p>
+      <w:pPr/>
+      <w:r>
+        <w:rPr>
+          <w:lang w:val="es_ES" w:bidi="es_ES"/>
+        </w:rPr>
+      </w:r>
+      <w:r>
+        <w:rPr>
+          <w:vertAlign w:val="superscript"/>
+          <w:lang w:val="es_ES" w:bidi="es_ES"/>
+        </w:rPr>
+        <w:t>5</w:t>
+      </w:r>
+      <w:r>
+        <w:rPr>
+          <w:lang w:val="es_ES" w:bidi="es_ES"/>
+        </w:rPr>
+        <w:t xml:space="preserve"> Ustedes huirán por el valle de mi monte, porque el valle llegará hasta Asal. Huirán como huyeron del terremoto en los días de Uzías, rey de Judá. Entonces vendrá el Señor mi Dios, y todos los santos con él.</w:t>
+      </w:r>
+    </w:p>
+    <w:p>
+      <w:pPr/>
+      <w:r>
+        <w:rPr>
+          <w:lang w:val="es_ES" w:bidi="es_ES"/>
+        </w:rPr>
+      </w:r>
+      <w:r>
+        <w:rPr>
+          <w:vertAlign w:val="superscript"/>
+          <w:lang w:val="es_ES" w:bidi="es_ES"/>
+        </w:rPr>
+        <w:t>6</w:t>
+      </w:r>
+      <w:r>
+        <w:rPr>
+          <w:lang w:val="es_ES" w:bidi="es_ES"/>
+        </w:rPr>
+        <w:t xml:space="preserve"> »Ese día no habrá luz ni frío ni hielo.</w:t>
+      </w:r>
+    </w:p>
+    <w:p>
+      <w:pPr/>
+      <w:r>
+        <w:rPr>
+          <w:lang w:val="es_ES" w:bidi="es_ES"/>
+        </w:rPr>
+      </w:r>
+      <w:r>
+        <w:rPr>
+          <w:vertAlign w:val="superscript"/>
+          <w:lang w:val="es_ES" w:bidi="es_ES"/>
+        </w:rPr>
+        <w:t>7</w:t>
+      </w:r>
+      <w:r>
+        <w:rPr>
+          <w:lang w:val="es_ES" w:bidi="es_ES"/>
+        </w:rPr>
+        <w:t xml:space="preserve"> Será un día único, conocido solo por el Señor. No será ni día ni noche, pues, al llegar la noche, habrá luz.</w:t>
+      </w:r>
+    </w:p>
+    <w:p>
+      <w:pPr/>
+      <w:r>
+        <w:rPr>
+          <w:lang w:val="es_ES" w:bidi="es_ES"/>
+        </w:rPr>
+      </w:r>
+      <w:r>
+        <w:rPr>
+          <w:vertAlign w:val="superscript"/>
+          <w:lang w:val="es_ES" w:bidi="es_ES"/>
+        </w:rPr>
+        <w:t>8</w:t>
+      </w:r>
+      <w:r>
+        <w:rPr>
+          <w:lang w:val="es_ES" w:bidi="es_ES"/>
+        </w:rPr>
+        <w:t xml:space="preserve"> »Ese día, aguas vivas fluirán desde Jerusalén. La mitad correrá hacia el mar Muerto y la otra mitad hacia el mar Mediterráneo. Fluirán tanto en verano como en invierno.</w:t>
+      </w:r>
+    </w:p>
+    <w:p>
+      <w:pPr/>
+      <w:r>
+        <w:rPr>
+          <w:lang w:val="es_ES" w:bidi="es_ES"/>
+        </w:rPr>
+      </w:r>
+      <w:r>
+        <w:rPr>
+          <w:vertAlign w:val="superscript"/>
+          <w:lang w:val="es_ES" w:bidi="es_ES"/>
+        </w:rPr>
+        <w:t>9</w:t>
+      </w:r>
+      <w:r>
+        <w:rPr>
+          <w:lang w:val="es_ES" w:bidi="es_ES"/>
+        </w:rPr>
+        <w:t xml:space="preserve"> El Señor será rey sobre toda la tierra. Ese día habrá un solo Señor, y su nombre será el único.</w:t>
+      </w:r>
+    </w:p>
+    <w:p>
+      <w:pPr/>
+      <w:r>
+        <w:rPr>
+          <w:lang w:val="es_ES" w:bidi="es_ES"/>
+        </w:rPr>
+      </w:r>
+      <w:r>
+        <w:rPr>
+          <w:vertAlign w:val="superscript"/>
+          <w:lang w:val="es_ES" w:bidi="es_ES"/>
+        </w:rPr>
+        <w:t>10</w:t>
+      </w:r>
+      <w:r>
+        <w:rPr>
+          <w:lang w:val="es_ES" w:bidi="es_ES"/>
+        </w:rPr>
+        <w:t xml:space="preserve"> Toda la tierra, desde Gueba en el norte hasta Rimón en el sur de Jerusalén, se convertirá en un desierto llano. Pero Jerusalén se elevará y permanecerá en su lugar. Será así desde la puerta de Benjamín hasta el sitio de la puerta primera, hasta la puerta del ángulo, y desde la torre de Jananel hasta los lagares del rey.</w:t>
+      </w:r>
+    </w:p>
+    <w:p>
+      <w:pPr/>
+      <w:r>
+        <w:rPr>
+          <w:lang w:val="es_ES" w:bidi="es_ES"/>
+        </w:rPr>
+      </w:r>
+      <w:r>
+        <w:rPr>
+          <w:vertAlign w:val="superscript"/>
+          <w:lang w:val="es_ES" w:bidi="es_ES"/>
+        </w:rPr>
+        <w:t>11</w:t>
+      </w:r>
+      <w:r>
+        <w:rPr>
+          <w:lang w:val="es_ES" w:bidi="es_ES"/>
+        </w:rPr>
+        <w:t xml:space="preserve"> Jerusalén será habitada y estará segura. Nunca más será destruida.</w:t>
+      </w:r>
+    </w:p>
+    <w:p>
+      <w:pPr/>
+      <w:r>
+        <w:rPr>
+          <w:lang w:val="es_ES" w:bidi="es_ES"/>
+        </w:rPr>
+      </w:r>
+      <w:r>
+        <w:rPr>
+          <w:vertAlign w:val="superscript"/>
+          <w:lang w:val="es_ES" w:bidi="es_ES"/>
+        </w:rPr>
+        <w:t>12</w:t>
+      </w:r>
+      <w:r>
+        <w:rPr>
+          <w:lang w:val="es_ES" w:bidi="es_ES"/>
+        </w:rPr>
+        <w:t xml:space="preserve"> »El Señor enviará una plaga contra todos los pueblos que lucharon contra Jerusalén. Se les pudrirá la carne mientras aún estén de pie. Se les descompondrán los ojos en sus cuencas y se les pudrirá la lengua en la boca.</w:t>
+      </w:r>
+    </w:p>
+    <w:p>
+      <w:pPr/>
+      <w:r>
+        <w:rPr>
+          <w:lang w:val="es_ES" w:bidi="es_ES"/>
+        </w:rPr>
+      </w:r>
+      <w:r>
+        <w:rPr>
+          <w:vertAlign w:val="superscript"/>
+          <w:lang w:val="es_ES" w:bidi="es_ES"/>
+        </w:rPr>
+        <w:t>13</w:t>
+      </w:r>
+      <w:r>
+        <w:rPr>
+          <w:lang w:val="es_ES" w:bidi="es_ES"/>
+        </w:rPr>
+        <w:t xml:space="preserve"> Ese día, el Señor enviará un gran pánico entre ellos. Cada uno atacará a su compañero, y lucharán entre sí.</w:t>
+      </w:r>
+    </w:p>
+    <w:p>
+      <w:pPr/>
+      <w:r>
+        <w:rPr>
+          <w:lang w:val="es_ES" w:bidi="es_ES"/>
+        </w:rPr>
+      </w:r>
+      <w:r>
+        <w:rPr>
+          <w:vertAlign w:val="superscript"/>
+          <w:lang w:val="es_ES" w:bidi="es_ES"/>
+        </w:rPr>
         <w:t>14</w:t>
       </w:r>
       <w:r>
         <w:rPr>
           <w:lang w:val="es_ES" w:bidi="es_ES"/>
         </w:rPr>
-        <w:t xml:space="preserve"> Todo el país guardará luto, familia por familia: la familia de David y sus mujeres; la familia de Natán y sus mujeres; la familia de Leví y sus mujeres; la familia de Simí y sus mujeres; y todas las demás familias, cada una por su lado, con sus mujeres.</w:t>
-      </w:r>
-    </w:p>
-    <w:p>
-      <w:pPr>
-        <w:pStyle w:val="Heading2"/>
-      </w:pPr>
-      <w:r>
-        <w:rPr>
-          <w:lang w:val="es_ES" w:bidi="es_ES"/>
-        </w:rPr>
-        <w:t>Zacarías 13:1</w:t>
-      </w:r>
-      <w:r>
-        <w:rPr>
-          <w:lang w:val="es_ES" w:bidi="es_ES"/>
-        </w:rPr>
-      </w:r>
-    </w:p>
-    <w:p>
-      <w:pPr/>
-      <w:r>
-        <w:rPr>
-          <w:lang w:val="es_ES" w:bidi="es_ES"/>
-        </w:rPr>
-      </w:r>
-      <w:r>
-        <w:rPr>
-          <w:vertAlign w:val="superscript"/>
-          <w:lang w:val="es_ES" w:bidi="es_ES"/>
-        </w:rPr>
-        <w:t>1</w:t>
-      </w:r>
-      <w:r>
-        <w:rPr>
-          <w:lang w:val="es_ES" w:bidi="es_ES"/>
-        </w:rPr>
-        <w:t xml:space="preserve"> »En aquel día se abrirá un manantial para la casa de David y para los habitantes de Jerusalén, para limpiarlos del pecado y de la impureza.</w:t>
-      </w:r>
-    </w:p>
-    <w:p>
-      <w:pPr/>
-      <w:r>
-        <w:rPr>
-          <w:lang w:val="es_ES" w:bidi="es_ES"/>
-        </w:rPr>
-      </w:r>
-      <w:r>
-        <w:rPr>
-          <w:vertAlign w:val="superscript"/>
-          <w:lang w:val="es_ES" w:bidi="es_ES"/>
-        </w:rPr>
-        <w:t>2</w:t>
-      </w:r>
-      <w:r>
-        <w:rPr>
-          <w:lang w:val="es_ES" w:bidi="es_ES"/>
-        </w:rPr>
-        <w:t xml:space="preserve"> En aquel día eliminaré de la tierra los nombres de los ídolos, y ya no se los recordará más. También eliminaré de la tierra a los profetas y al espíritu de impureza. Lo afirmo yo, el Señor Todopoderoso.</w:t>
-      </w:r>
-    </w:p>
-    <w:p>
-      <w:pPr/>
-      <w:r>
-        <w:rPr>
-          <w:lang w:val="es_ES" w:bidi="es_ES"/>
-        </w:rPr>
-      </w:r>
-      <w:r>
-        <w:rPr>
-          <w:vertAlign w:val="superscript"/>
-          <w:lang w:val="es_ES" w:bidi="es_ES"/>
-        </w:rPr>
-        <w:t>3</w:t>
-      </w:r>
-      <w:r>
-        <w:rPr>
-          <w:lang w:val="es_ES" w:bidi="es_ES"/>
-        </w:rPr>
-        <w:t xml:space="preserve"> »Si alguien todavía profetiza, su propio padre y su madre, que lo engendraron, le dirán: "No vivirás, porque has dicho mentiras en el nombre del Señor". Su propio padre y su madre, que lo engendraron, lo matarán con la espada cuando profetice.</w:t>
-      </w:r>
-    </w:p>
-    <w:p>
-      <w:pPr/>
-      <w:r>
-        <w:rPr>
-          <w:lang w:val="es_ES" w:bidi="es_ES"/>
-        </w:rPr>
-      </w:r>
-      <w:r>
-        <w:rPr>
-          <w:vertAlign w:val="superscript"/>
-          <w:lang w:val="es_ES" w:bidi="es_ES"/>
-        </w:rPr>
-        <w:t>4</w:t>
-      </w:r>
-      <w:r>
-        <w:rPr>
-          <w:lang w:val="es_ES" w:bidi="es_ES"/>
-        </w:rPr>
-        <w:t xml:space="preserve"> En aquel día, los profetas se avergonzarán de sus visiones proféticas. No volverán a ponerse el manto de profeta para engañar a la gente.</w:t>
-      </w:r>
-    </w:p>
-    <w:p>
-      <w:pPr/>
-      <w:r>
-        <w:rPr>
-          <w:lang w:val="es_ES" w:bidi="es_ES"/>
-        </w:rPr>
-      </w:r>
-      <w:r>
-        <w:rPr>
-          <w:vertAlign w:val="superscript"/>
-          <w:lang w:val="es_ES" w:bidi="es_ES"/>
-        </w:rPr>
-        <w:t>5</w:t>
-      </w:r>
-      <w:r>
-        <w:rPr>
-          <w:lang w:val="es_ES" w:bidi="es_ES"/>
-        </w:rPr>
-        <w:t xml:space="preserve"> Cada uno dirá: "No soy profeta; soy un simple agricultor. He trabajado la tierra desde mi juventud".</w:t>
-      </w:r>
-    </w:p>
-    <w:p>
-      <w:pPr/>
-      <w:r>
-        <w:rPr>
-          <w:lang w:val="es_ES" w:bidi="es_ES"/>
-        </w:rPr>
-      </w:r>
-      <w:r>
-        <w:rPr>
-          <w:vertAlign w:val="superscript"/>
-          <w:lang w:val="es_ES" w:bidi="es_ES"/>
-        </w:rPr>
-        <w:t>6</w:t>
-      </w:r>
-      <w:r>
-        <w:rPr>
-          <w:lang w:val="es_ES" w:bidi="es_ES"/>
-        </w:rPr>
-        <w:t xml:space="preserve"> Si alguien le pregunta: "¿Qué significan esas heridas en tu cuerpo?", el responderá: "Me las hicieron en casa de mis amigos".</w:t>
-      </w:r>
-    </w:p>
-    <w:p>
-      <w:pPr/>
-      <w:r>
-        <w:rPr>
-          <w:lang w:val="es_ES" w:bidi="es_ES"/>
-        </w:rPr>
-      </w:r>
-      <w:r>
-        <w:rPr>
-          <w:vertAlign w:val="superscript"/>
-          <w:lang w:val="es_ES" w:bidi="es_ES"/>
-        </w:rPr>
-        <w:t>7</w:t>
-      </w:r>
-      <w:r>
-        <w:rPr>
-          <w:lang w:val="es_ES" w:bidi="es_ES"/>
-        </w:rPr>
-        <w:t xml:space="preserve"> »¡Despierta, espada, contra mi pastor, contra el que es mi compañero! Lo digo yo, el Señor Todopoderoso. Hiere al pastor, y las ovejas se dispersarán; volveré mi mano contra los pequeños.</w:t>
-      </w:r>
-    </w:p>
-    <w:p>
-      <w:pPr/>
-      <w:r>
-        <w:rPr>
-          <w:lang w:val="es_ES" w:bidi="es_ES"/>
-        </w:rPr>
-      </w:r>
-      <w:r>
-        <w:rPr>
-          <w:vertAlign w:val="superscript"/>
-          <w:lang w:val="es_ES" w:bidi="es_ES"/>
-        </w:rPr>
-        <w:t>8</w:t>
-      </w:r>
-      <w:r>
-        <w:rPr>
-          <w:lang w:val="es_ES" w:bidi="es_ES"/>
-        </w:rPr>
-        <w:t xml:space="preserve"> En todo el país, dos tercios serán exterminados; solo un tercio sobrevivirá.</w:t>
-      </w:r>
-    </w:p>
-    <w:p>
-      <w:pPr/>
-      <w:r>
-        <w:rPr>
-          <w:lang w:val="es_ES" w:bidi="es_ES"/>
-        </w:rPr>
-      </w:r>
-      <w:r>
-        <w:rPr>
-          <w:vertAlign w:val="superscript"/>
-          <w:lang w:val="es_ES" w:bidi="es_ES"/>
-        </w:rPr>
-        <w:t>9</w:t>
-      </w:r>
-      <w:r>
-        <w:rPr>
-          <w:lang w:val="es_ES" w:bidi="es_ES"/>
-        </w:rPr>
-        <w:t xml:space="preserve"> A ese tercio lo haré pasar por el fuego. Los purificaré como se purifica la plata; los probaré como se prueba el oro. Invocarán mi nombre, y yo les responderé. Yo diré: "Este es mi pueblo". Y ellos dirán: "El Señor es nuestro Dios".</w:t>
-      </w:r>
-    </w:p>
-    <w:p>
-      <w:pPr>
-        <w:pStyle w:val="Heading2"/>
-      </w:pPr>
-      <w:r>
-        <w:rPr>
-          <w:lang w:val="es_ES" w:bidi="es_ES"/>
-        </w:rPr>
-        <w:t>Zacarías 14:1</w:t>
-      </w:r>
-      <w:r>
-        <w:rPr>
-          <w:lang w:val="es_ES" w:bidi="es_ES"/>
-        </w:rPr>
-      </w:r>
-    </w:p>
-    <w:p>
-      <w:pPr/>
-      <w:r>
-        <w:rPr>
-          <w:lang w:val="es_ES" w:bidi="es_ES"/>
-        </w:rPr>
-      </w:r>
-      <w:r>
-        <w:rPr>
-          <w:vertAlign w:val="superscript"/>
-          <w:lang w:val="es_ES" w:bidi="es_ES"/>
-        </w:rPr>
-        <w:t>1</w:t>
-      </w:r>
-      <w:r>
-        <w:rPr>
-          <w:lang w:val="es_ES" w:bidi="es_ES"/>
-        </w:rPr>
-        <w:t xml:space="preserve"> »Jerusalén, se acerca el día del Señor. Todo lo que te arrebataron será repartido en medio de ti.</w:t>
-      </w:r>
-    </w:p>
-    <w:p>
-      <w:pPr/>
-      <w:r>
-        <w:rPr>
-          <w:lang w:val="es_ES" w:bidi="es_ES"/>
-        </w:rPr>
-      </w:r>
-      <w:r>
-        <w:rPr>
-          <w:vertAlign w:val="superscript"/>
-          <w:lang w:val="es_ES" w:bidi="es_ES"/>
-        </w:rPr>
-        <w:t>2</w:t>
-      </w:r>
-      <w:r>
-        <w:rPr>
-          <w:lang w:val="es_ES" w:bidi="es_ES"/>
-        </w:rPr>
-        <w:t xml:space="preserve"> Reuniré a todas las naciones para que ataquen Jerusalén. La ciudad será capturada, las casas serán saqueadas y las mujeres violadas. La mitad de la población será llevada al exilio, pero el resto del pueblo se quedará en la ciudad.</w:t>
-      </w:r>
-    </w:p>
-    <w:p>
-      <w:pPr/>
-      <w:r>
-        <w:rPr>
-          <w:lang w:val="es_ES" w:bidi="es_ES"/>
-        </w:rPr>
-      </w:r>
-      <w:r>
-        <w:rPr>
-          <w:vertAlign w:val="superscript"/>
-          <w:lang w:val="es_ES" w:bidi="es_ES"/>
-        </w:rPr>
-        <w:t>3</w:t>
-      </w:r>
-      <w:r>
-        <w:rPr>
-          <w:lang w:val="es_ES" w:bidi="es_ES"/>
-        </w:rPr>
-        <w:t xml:space="preserve"> Entonces el Señor saldrá a pelear contra esas naciones, como cuando pelea en el día de la batalla.</w:t>
-      </w:r>
-    </w:p>
-    <w:p>
-      <w:pPr/>
-      <w:r>
-        <w:rPr>
-          <w:lang w:val="es_ES" w:bidi="es_ES"/>
-        </w:rPr>
-      </w:r>
-      <w:r>
-        <w:rPr>
-          <w:vertAlign w:val="superscript"/>
-          <w:lang w:val="es_ES" w:bidi="es_ES"/>
-        </w:rPr>
-        <w:t>4</w:t>
-      </w:r>
-      <w:r>
-        <w:rPr>
-          <w:lang w:val="es_ES" w:bidi="es_ES"/>
-        </w:rPr>
-        <w:t xml:space="preserve"> »Ese día, sus pies se posarán sobre el monte de los Olivos, al este de Jerusalén. El monte de los Olivos se partirá en 2, de este a oeste, y se formará un gran valle. La mitad del monte se desplazará hacia el norte y la otra mitad hacia el sur.</w:t>
-      </w:r>
-    </w:p>
-    <w:p>
-      <w:pPr/>
-      <w:r>
-        <w:rPr>
-          <w:lang w:val="es_ES" w:bidi="es_ES"/>
-        </w:rPr>
-      </w:r>
-      <w:r>
-        <w:rPr>
-          <w:vertAlign w:val="superscript"/>
-          <w:lang w:val="es_ES" w:bidi="es_ES"/>
-        </w:rPr>
-        <w:t>5</w:t>
-      </w:r>
-      <w:r>
-        <w:rPr>
-          <w:lang w:val="es_ES" w:bidi="es_ES"/>
-        </w:rPr>
-        <w:t xml:space="preserve"> Ustedes huirán por el valle de mi monte, porque el valle llegará hasta Asal. Huirán como huyeron del terremoto en los días de Uzías, rey de Judá. Entonces vendrá el Señor mi Dios, y todos los santos con él.</w:t>
-      </w:r>
-    </w:p>
-    <w:p>
-      <w:pPr/>
-      <w:r>
-        <w:rPr>
-          <w:lang w:val="es_ES" w:bidi="es_ES"/>
-        </w:rPr>
-      </w:r>
-      <w:r>
-        <w:rPr>
-          <w:vertAlign w:val="superscript"/>
-          <w:lang w:val="es_ES" w:bidi="es_ES"/>
-        </w:rPr>
-        <w:t>6</w:t>
-      </w:r>
-      <w:r>
-        <w:rPr>
-          <w:lang w:val="es_ES" w:bidi="es_ES"/>
-        </w:rPr>
-        <w:t xml:space="preserve"> »Ese día no habrá luz ni frío ni hielo.</w:t>
-      </w:r>
-    </w:p>
-    <w:p>
-      <w:pPr/>
-      <w:r>
-        <w:rPr>
-          <w:lang w:val="es_ES" w:bidi="es_ES"/>
-        </w:rPr>
-      </w:r>
-      <w:r>
-        <w:rPr>
-          <w:vertAlign w:val="superscript"/>
-          <w:lang w:val="es_ES" w:bidi="es_ES"/>
-        </w:rPr>
-        <w:t>7</w:t>
-      </w:r>
-      <w:r>
-        <w:rPr>
-          <w:lang w:val="es_ES" w:bidi="es_ES"/>
-        </w:rPr>
-        <w:t xml:space="preserve"> Será un día único, conocido solo por el Señor. No será ni día ni noche, pues, al llegar la noche, habrá luz.</w:t>
-      </w:r>
-    </w:p>
-    <w:p>
-      <w:pPr/>
-      <w:r>
-        <w:rPr>
-          <w:lang w:val="es_ES" w:bidi="es_ES"/>
-        </w:rPr>
-      </w:r>
-      <w:r>
-        <w:rPr>
-          <w:vertAlign w:val="superscript"/>
-          <w:lang w:val="es_ES" w:bidi="es_ES"/>
-        </w:rPr>
-        <w:t>8</w:t>
-      </w:r>
-      <w:r>
-        <w:rPr>
-          <w:lang w:val="es_ES" w:bidi="es_ES"/>
-        </w:rPr>
-        <w:t xml:space="preserve"> »Ese día, aguas vivas fluirán desde Jerusalén. La mitad correrá hacia el mar Muerto y la otra mitad hacia el mar Mediterráneo. Fluirán tanto en verano como en invierno.</w:t>
-      </w:r>
-    </w:p>
-    <w:p>
-      <w:pPr/>
-      <w:r>
-        <w:rPr>
-          <w:lang w:val="es_ES" w:bidi="es_ES"/>
-        </w:rPr>
-      </w:r>
-      <w:r>
-        <w:rPr>
-          <w:vertAlign w:val="superscript"/>
-          <w:lang w:val="es_ES" w:bidi="es_ES"/>
-        </w:rPr>
-        <w:t>9</w:t>
-      </w:r>
-      <w:r>
-        <w:rPr>
-          <w:lang w:val="es_ES" w:bidi="es_ES"/>
-        </w:rPr>
-        <w:t xml:space="preserve"> El Señor será rey sobre toda la tierra. Ese día habrá un solo Señor, y su nombre será el único.</w:t>
-      </w:r>
-    </w:p>
-    <w:p>
-      <w:pPr/>
-      <w:r>
-        <w:rPr>
-          <w:lang w:val="es_ES" w:bidi="es_ES"/>
-        </w:rPr>
-      </w:r>
-      <w:r>
-        <w:rPr>
-          <w:vertAlign w:val="superscript"/>
-          <w:lang w:val="es_ES" w:bidi="es_ES"/>
-        </w:rPr>
-        <w:t>10</w:t>
-      </w:r>
-      <w:r>
-        <w:rPr>
-          <w:lang w:val="es_ES" w:bidi="es_ES"/>
-        </w:rPr>
-        <w:t xml:space="preserve"> Toda la tierra, desde Gueba en el norte hasta Rimón en el sur de Jerusalén, se convertirá en un desierto llano. Pero Jerusalén se elevará y permanecerá en su lugar. Será así desde la puerta de Benjamín hasta el sitio de la puerta primera, hasta la puerta del ángulo, y desde la torre de Jananel hasta los lagares del rey.</w:t>
-      </w:r>
-    </w:p>
-    <w:p>
-      <w:pPr/>
-      <w:r>
-        <w:rPr>
-          <w:lang w:val="es_ES" w:bidi="es_ES"/>
-        </w:rPr>
-      </w:r>
-      <w:r>
-        <w:rPr>
-          <w:vertAlign w:val="superscript"/>
-          <w:lang w:val="es_ES" w:bidi="es_ES"/>
-        </w:rPr>
-        <w:t>11</w:t>
-      </w:r>
-      <w:r>
-        <w:rPr>
-          <w:lang w:val="es_ES" w:bidi="es_ES"/>
-        </w:rPr>
-        <w:t xml:space="preserve"> Jerusalén será habitada y estará segura. Nunca más será destruida.</w:t>
-      </w:r>
-    </w:p>
-    <w:p>
-      <w:pPr/>
-      <w:r>
-        <w:rPr>
-          <w:lang w:val="es_ES" w:bidi="es_ES"/>
-        </w:rPr>
-      </w:r>
-      <w:r>
-        <w:rPr>
-          <w:vertAlign w:val="superscript"/>
-          <w:lang w:val="es_ES" w:bidi="es_ES"/>
-        </w:rPr>
-        <w:t>12</w:t>
-      </w:r>
-      <w:r>
-        <w:rPr>
-          <w:lang w:val="es_ES" w:bidi="es_ES"/>
-        </w:rPr>
-        <w:t xml:space="preserve"> »El Señor enviará una plaga contra todos los pueblos que lucharon contra Jerusalén. Se les pudrirá la carne mientras aún estén de pie. Se les descompondrán los ojos en sus cuencas y se les pudrirá la lengua en la boca.</w:t>
-      </w:r>
-    </w:p>
-    <w:p>
-      <w:pPr/>
-      <w:r>
-        <w:rPr>
-          <w:lang w:val="es_ES" w:bidi="es_ES"/>
-        </w:rPr>
-      </w:r>
-      <w:r>
-        <w:rPr>
-          <w:vertAlign w:val="superscript"/>
-          <w:lang w:val="es_ES" w:bidi="es_ES"/>
-        </w:rPr>
-        <w:t>13</w:t>
-      </w:r>
-      <w:r>
-        <w:rPr>
-          <w:lang w:val="es_ES" w:bidi="es_ES"/>
-        </w:rPr>
-        <w:t xml:space="preserve"> Ese día, el Señor enviará un gran pánico entre ellos. Cada uno atacará a su compañero, y lucharán entre sí.</w:t>
-      </w:r>
-    </w:p>
-    <w:p>
-      <w:pPr/>
-      <w:r>
-        <w:rPr>
-          <w:lang w:val="es_ES" w:bidi="es_ES"/>
-        </w:rPr>
-      </w:r>
-      <w:r>
-        <w:rPr>
-          <w:vertAlign w:val="superscript"/>
-          <w:lang w:val="es_ES" w:bidi="es_ES"/>
-        </w:rPr>
-        <w:t>14</w:t>
-      </w:r>
-      <w:r>
-        <w:rPr>
-          <w:lang w:val="es_ES" w:bidi="es_ES"/>
-        </w:rPr>
         <w:t xml:space="preserve"> Judá luchará en Jerusalén. Se reunirán las riquezas de todas las naciones vecinas: oro, plata y ropa en grandes cantidades.</w:t>
       </w:r>
     </w:p>
@@ -4769,7 +4769,7 @@
         <w:rPr>
           <w:lang w:val="es_ES" w:bidi="es_ES"/>
         </w:rPr>
-        <w:t xml:space="preserve"> »Ese día, hasta las campanillas de los caballos llevarán grabadas las palabras: "Consagrado al Señor". Las ollas del templo del Señor serán como los tazones sagrados que están en el templo, delante del altar del sacrificio.</w:t>
+        <w:t xml:space="preserve"> »Ese día, hasta las campanillas de los caballos llevarán grabadas las palabras: “Consagrado al Señor”. Las ollas del templo del Señor serán como los tazones sagrados que están en el templo, delante del altar del sacrificio.</w:t>
       </w:r>
     </w:p>
     <w:p>
